--- a/resumes/LarrySvobodaSummary.docx
+++ b/resumes/LarrySvobodaSummary.docx
@@ -1,16 +1,19 @@
 
 <file path=word/document.xml><?xml version="1.0" encoding="utf-8"?>
-<w:document xmlns:wpc="http://schemas.microsoft.com/office/word/2010/wordprocessingCanvas" xmlns:cx="http://schemas.microsoft.com/office/drawing/2014/chartex" xmlns:cx1="http://schemas.microsoft.com/office/drawing/2015/9/8/chartex" xmlns:cx2="http://schemas.microsoft.com/office/drawing/2015/10/21/chartex" xmlns:cx3="http://schemas.microsoft.com/office/drawing/2016/5/9/chartex" xmlns:cx4="http://schemas.microsoft.com/office/drawing/2016/5/10/chartex" xmlns:cx5="http://schemas.microsoft.com/office/drawing/2016/5/11/chartex" xmlns:cx6="http://schemas.microsoft.com/office/drawing/2016/5/12/chartex" xmlns:cx7="http://schemas.microsoft.com/office/drawing/2016/5/13/chartex" xmlns:cx8="http://schemas.microsoft.com/office/drawing/2016/5/14/chartex" xmlns:mc="http://schemas.openxmlformats.org/markup-compatibility/2006" xmlns:aink="http://schemas.microsoft.com/office/drawing/2016/ink" xmlns:am3d="http://schemas.microsoft.com/office/drawing/2017/model3d" xmlns:o="urn:schemas-microsoft-com:office:office" xmlns:oel="http://schemas.microsoft.com/office/2019/extlst" xmlns:r="http://schemas.openxmlformats.org/officeDocument/2006/relationships" xmlns:m="http://schemas.openxmlformats.org/officeDocument/2006/math" xmlns:v="urn:schemas-microsoft-com:vml" xmlns:wp14="http://schemas.microsoft.com/office/word/2010/wordprocessingDrawing" xmlns:wp="http://schemas.openxmlformats.org/drawingml/2006/wordprocessingDrawing" xmlns:w10="urn:schemas-microsoft-com:office:word" xmlns:w="http://schemas.openxmlformats.org/wordprocessingml/2006/main" xmlns:w14="http://schemas.microsoft.com/office/word/2010/wordml" xmlns:w15="http://schemas.microsoft.com/office/word/2012/wordml" xmlns:w16cex="http://schemas.microsoft.com/office/word/2018/wordml/cex" xmlns:w16cid="http://schemas.microsoft.com/office/word/2016/wordml/cid" xmlns:w16="http://schemas.microsoft.com/office/word/2018/wordml" xmlns:w16du="http://schemas.microsoft.com/office/word/2023/wordml/word16du" xmlns:w16sdtdh="http://schemas.microsoft.com/office/word/2020/wordml/sdtdatahash" xmlns:w16sdtfl="http://schemas.microsoft.com/office/word/2024/wordml/sdtformatlock" xmlns:w16se="http://schemas.microsoft.com/office/word/2015/wordml/symex" xmlns:wpg="http://schemas.microsoft.com/office/word/2010/wordprocessingGroup" xmlns:wpi="http://schemas.microsoft.com/office/word/2010/wordprocessingInk" xmlns:wne="http://schemas.microsoft.com/office/word/2006/wordml" xmlns:wps="http://schemas.microsoft.com/office/word/2010/wordprocessingShape" mc:Ignorable="w14 w15 w16se w16cid w16 w16cex w16sdtdh w16sdtfl w16du wp14">
+<w:document xmlns:wpc="http://schemas.microsoft.com/office/word/2010/wordprocessingCanvas" xmlns:mc="http://schemas.openxmlformats.org/markup-compatibility/2006" xmlns:o="urn:schemas-microsoft-com:office:office" xmlns:r="http://schemas.openxmlformats.org/officeDocument/2006/relationships" xmlns:m="http://schemas.openxmlformats.org/officeDocument/2006/math" xmlns:v="urn:schemas-microsoft-com:vml" xmlns:wp14="http://schemas.microsoft.com/office/word/2010/wordprocessingDrawing" xmlns:wp="http://schemas.openxmlformats.org/drawingml/2006/wordprocessingDrawing" xmlns:w10="urn:schemas-microsoft-com:office:word" xmlns:w="http://schemas.openxmlformats.org/wordprocessingml/2006/main" xmlns:w14="http://schemas.microsoft.com/office/word/2010/wordml" xmlns:w15="http://schemas.microsoft.com/office/word/2012/wordml" xmlns:wpg="http://schemas.microsoft.com/office/word/2010/wordprocessingGroup" xmlns:wpi="http://schemas.microsoft.com/office/word/2010/wordprocessingInk" xmlns:wne="http://schemas.microsoft.com/office/word/2006/wordml" xmlns:wps="http://schemas.microsoft.com/office/word/2010/wordprocessingShape" mc:Ignorable="w14 w15 wp14">
   <w:body>
     <w:p>
       <w:pPr>
         <w:rPr>
+          <w:rFonts w:ascii="Times New Roman" w:hAnsi="Times New Roman" w:cs="Times New Roman"/>
           <w:sz w:val="28"/>
           <w:szCs w:val="28"/>
         </w:rPr>
       </w:pPr>
-      <w:r>
-        <w:rPr>
+      <w:bookmarkStart w:id="0" w:name="_GoBack"/>
+      <w:r>
+        <w:rPr>
+          <w:rFonts w:ascii="Times New Roman" w:hAnsi="Times New Roman" w:cs="Times New Roman"/>
           <w:b/>
           <w:bCs/>
           <w:sz w:val="28"/>
@@ -20,6 +23,7 @@
       </w:r>
       <w:r>
         <w:rPr>
+          <w:rFonts w:ascii="Times New Roman" w:hAnsi="Times New Roman" w:cs="Times New Roman"/>
           <w:b/>
           <w:bCs/>
           <w:sz w:val="28"/>
@@ -29,6 +33,7 @@
       </w:r>
       <w:r>
         <w:rPr>
+          <w:rFonts w:ascii="Times New Roman" w:hAnsi="Times New Roman" w:cs="Times New Roman"/>
           <w:sz w:val="28"/>
           <w:szCs w:val="28"/>
         </w:rPr>
@@ -38,6 +43,7 @@
     <w:p>
       <w:pPr>
         <w:rPr>
+          <w:rFonts w:ascii="Times New Roman" w:hAnsi="Times New Roman" w:cs="Times New Roman"/>
           <w:b/>
           <w:bCs/>
           <w:sz w:val="28"/>
@@ -48,12 +54,14 @@
     <w:p>
       <w:pPr>
         <w:rPr>
+          <w:rFonts w:ascii="Times New Roman" w:hAnsi="Times New Roman" w:cs="Times New Roman"/>
           <w:sz w:val="28"/>
           <w:szCs w:val="28"/>
         </w:rPr>
       </w:pPr>
       <w:r>
         <w:rPr>
+          <w:rFonts w:ascii="Times New Roman" w:hAnsi="Times New Roman" w:cs="Times New Roman"/>
           <w:b/>
           <w:bCs/>
           <w:sz w:val="28"/>
@@ -63,6 +71,7 @@
       </w:r>
       <w:r>
         <w:rPr>
+          <w:rFonts w:ascii="Times New Roman" w:hAnsi="Times New Roman" w:cs="Times New Roman"/>
           <w:b/>
           <w:bCs/>
           <w:sz w:val="28"/>
@@ -72,6 +81,7 @@
       </w:r>
       <w:r>
         <w:rPr>
+          <w:rFonts w:ascii="Times New Roman" w:hAnsi="Times New Roman" w:cs="Times New Roman"/>
           <w:b/>
           <w:bCs/>
           <w:sz w:val="28"/>
@@ -81,6 +91,7 @@
       </w:r>
       <w:r>
         <w:rPr>
+          <w:rFonts w:ascii="Times New Roman" w:hAnsi="Times New Roman" w:cs="Times New Roman"/>
           <w:sz w:val="28"/>
           <w:szCs w:val="28"/>
         </w:rPr>
@@ -90,6 +101,7 @@
     <w:p>
       <w:pPr>
         <w:rPr>
+          <w:rFonts w:ascii="Times New Roman" w:hAnsi="Times New Roman" w:cs="Times New Roman"/>
           <w:sz w:val="28"/>
           <w:szCs w:val="28"/>
         </w:rPr>
@@ -98,12 +110,14 @@
     <w:p>
       <w:pPr>
         <w:rPr>
+          <w:rFonts w:ascii="Times New Roman" w:hAnsi="Times New Roman" w:cs="Times New Roman"/>
           <w:sz w:val="28"/>
           <w:szCs w:val="28"/>
         </w:rPr>
       </w:pPr>
       <w:r>
         <w:rPr>
+          <w:rFonts w:ascii="Times New Roman" w:hAnsi="Times New Roman" w:cs="Times New Roman"/>
           <w:b/>
           <w:bCs/>
           <w:sz w:val="28"/>
@@ -113,6 +127,7 @@
       </w:r>
       <w:r>
         <w:rPr>
+          <w:rFonts w:ascii="Times New Roman" w:hAnsi="Times New Roman" w:cs="Times New Roman"/>
           <w:b/>
           <w:bCs/>
           <w:sz w:val="28"/>
@@ -122,6 +137,7 @@
       </w:r>
       <w:r>
         <w:rPr>
+          <w:rFonts w:ascii="Times New Roman" w:hAnsi="Times New Roman" w:cs="Times New Roman"/>
           <w:b/>
           <w:bCs/>
           <w:sz w:val="28"/>
@@ -131,6 +147,7 @@
       </w:r>
       <w:r>
         <w:rPr>
+          <w:rFonts w:ascii="Times New Roman" w:hAnsi="Times New Roman" w:cs="Times New Roman"/>
           <w:sz w:val="28"/>
           <w:szCs w:val="28"/>
         </w:rPr>
@@ -138,6 +155,7 @@
       </w:r>
       <w:r>
         <w:rPr>
+          <w:rFonts w:ascii="Times New Roman" w:hAnsi="Times New Roman" w:cs="Times New Roman"/>
           <w:sz w:val="28"/>
           <w:szCs w:val="28"/>
         </w:rPr>
@@ -145,6 +163,7 @@
       </w:r>
       <w:r>
         <w:rPr>
+          <w:rFonts w:ascii="Times New Roman" w:hAnsi="Times New Roman" w:cs="Times New Roman"/>
           <w:sz w:val="28"/>
           <w:szCs w:val="28"/>
         </w:rPr>
@@ -152,6 +171,7 @@
       </w:r>
       <w:r>
         <w:rPr>
+          <w:rFonts w:ascii="Times New Roman" w:hAnsi="Times New Roman" w:cs="Times New Roman"/>
           <w:sz w:val="28"/>
           <w:szCs w:val="28"/>
         </w:rPr>
@@ -159,6 +179,7 @@
       </w:r>
       <w:r>
         <w:rPr>
+          <w:rFonts w:ascii="Times New Roman" w:hAnsi="Times New Roman" w:cs="Times New Roman"/>
           <w:sz w:val="28"/>
           <w:szCs w:val="28"/>
         </w:rPr>
@@ -167,6 +188,7 @@
       <w:proofErr w:type="spellStart"/>
       <w:r>
         <w:rPr>
+          <w:rFonts w:ascii="Times New Roman" w:hAnsi="Times New Roman" w:cs="Times New Roman"/>
           <w:sz w:val="28"/>
           <w:szCs w:val="28"/>
         </w:rPr>
@@ -175,6 +197,7 @@
       <w:proofErr w:type="spellEnd"/>
       <w:r>
         <w:rPr>
+          <w:rFonts w:ascii="Times New Roman" w:hAnsi="Times New Roman" w:cs="Times New Roman"/>
           <w:sz w:val="28"/>
           <w:szCs w:val="28"/>
         </w:rPr>
@@ -184,6 +207,7 @@
     <w:p>
       <w:pPr>
         <w:rPr>
+          <w:rFonts w:ascii="Times New Roman" w:hAnsi="Times New Roman" w:cs="Times New Roman"/>
           <w:b/>
           <w:bCs/>
           <w:sz w:val="28"/>
@@ -194,12 +218,14 @@
     <w:p>
       <w:pPr>
         <w:rPr>
+          <w:rFonts w:ascii="Times New Roman" w:hAnsi="Times New Roman" w:cs="Times New Roman"/>
           <w:sz w:val="28"/>
           <w:szCs w:val="28"/>
         </w:rPr>
       </w:pPr>
       <w:r>
         <w:rPr>
+          <w:rFonts w:ascii="Times New Roman" w:hAnsi="Times New Roman" w:cs="Times New Roman"/>
           <w:b/>
           <w:bCs/>
           <w:sz w:val="28"/>
@@ -209,6 +235,7 @@
       </w:r>
       <w:r>
         <w:rPr>
+          <w:rFonts w:ascii="Times New Roman" w:hAnsi="Times New Roman" w:cs="Times New Roman"/>
           <w:b/>
           <w:bCs/>
           <w:sz w:val="28"/>
@@ -218,6 +245,7 @@
       </w:r>
       <w:r>
         <w:rPr>
+          <w:rFonts w:ascii="Times New Roman" w:hAnsi="Times New Roman" w:cs="Times New Roman"/>
           <w:sz w:val="28"/>
           <w:szCs w:val="28"/>
         </w:rPr>
@@ -225,6 +253,7 @@
       </w:r>
       <w:r>
         <w:rPr>
+          <w:rFonts w:ascii="Times New Roman" w:hAnsi="Times New Roman" w:cs="Times New Roman"/>
           <w:sz w:val="28"/>
           <w:szCs w:val="28"/>
         </w:rPr>
@@ -232,6 +261,7 @@
       </w:r>
       <w:r>
         <w:rPr>
+          <w:rFonts w:ascii="Times New Roman" w:hAnsi="Times New Roman" w:cs="Times New Roman"/>
           <w:sz w:val="28"/>
           <w:szCs w:val="28"/>
         </w:rPr>
@@ -239,6 +269,7 @@
       </w:r>
       <w:r>
         <w:rPr>
+          <w:rFonts w:ascii="Times New Roman" w:hAnsi="Times New Roman" w:cs="Times New Roman"/>
           <w:sz w:val="28"/>
           <w:szCs w:val="28"/>
         </w:rPr>
@@ -248,6 +279,7 @@
     <w:p>
       <w:pPr>
         <w:rPr>
+          <w:rFonts w:ascii="Times New Roman" w:hAnsi="Times New Roman" w:cs="Times New Roman"/>
           <w:sz w:val="28"/>
           <w:szCs w:val="28"/>
         </w:rPr>
@@ -256,12 +288,14 @@
     <w:p>
       <w:pPr>
         <w:rPr>
+          <w:rFonts w:ascii="Times New Roman" w:hAnsi="Times New Roman" w:cs="Times New Roman"/>
           <w:sz w:val="28"/>
           <w:szCs w:val="28"/>
         </w:rPr>
       </w:pPr>
       <w:r>
         <w:rPr>
+          <w:rFonts w:ascii="Times New Roman" w:hAnsi="Times New Roman" w:cs="Times New Roman"/>
           <w:b/>
           <w:bCs/>
           <w:sz w:val="28"/>
@@ -271,6 +305,7 @@
       </w:r>
       <w:r>
         <w:rPr>
+          <w:rFonts w:ascii="Times New Roman" w:hAnsi="Times New Roman" w:cs="Times New Roman"/>
           <w:b/>
           <w:bCs/>
           <w:sz w:val="28"/>
@@ -280,6 +315,7 @@
       </w:r>
       <w:r>
         <w:rPr>
+          <w:rFonts w:ascii="Times New Roman" w:hAnsi="Times New Roman" w:cs="Times New Roman"/>
           <w:sz w:val="28"/>
           <w:szCs w:val="28"/>
         </w:rPr>
@@ -287,6 +323,7 @@
       </w:r>
       <w:r>
         <w:rPr>
+          <w:rFonts w:ascii="Times New Roman" w:hAnsi="Times New Roman" w:cs="Times New Roman"/>
           <w:sz w:val="28"/>
           <w:szCs w:val="28"/>
         </w:rPr>
@@ -294,6 +331,7 @@
       </w:r>
       <w:r>
         <w:rPr>
+          <w:rFonts w:ascii="Times New Roman" w:hAnsi="Times New Roman" w:cs="Times New Roman"/>
           <w:sz w:val="28"/>
           <w:szCs w:val="28"/>
         </w:rPr>
@@ -303,6 +341,7 @@
     <w:p>
       <w:pPr>
         <w:rPr>
+          <w:rFonts w:ascii="Times New Roman" w:hAnsi="Times New Roman" w:cs="Times New Roman"/>
           <w:b/>
           <w:bCs/>
           <w:sz w:val="28"/>
@@ -313,12 +352,14 @@
     <w:p>
       <w:pPr>
         <w:rPr>
+          <w:rFonts w:ascii="Times New Roman" w:hAnsi="Times New Roman" w:cs="Times New Roman"/>
           <w:sz w:val="28"/>
           <w:szCs w:val="28"/>
         </w:rPr>
       </w:pPr>
       <w:r>
         <w:rPr>
+          <w:rFonts w:ascii="Times New Roman" w:hAnsi="Times New Roman" w:cs="Times New Roman"/>
           <w:b/>
           <w:bCs/>
           <w:sz w:val="28"/>
@@ -328,6 +369,7 @@
       </w:r>
       <w:r>
         <w:rPr>
+          <w:rFonts w:ascii="Times New Roman" w:hAnsi="Times New Roman" w:cs="Times New Roman"/>
           <w:b/>
           <w:bCs/>
           <w:sz w:val="28"/>
@@ -337,6 +379,7 @@
       </w:r>
       <w:r>
         <w:rPr>
+          <w:rFonts w:ascii="Times New Roman" w:hAnsi="Times New Roman" w:cs="Times New Roman"/>
           <w:sz w:val="28"/>
           <w:szCs w:val="28"/>
         </w:rPr>
@@ -346,6 +389,7 @@
     <w:p>
       <w:pPr>
         <w:rPr>
+          <w:rFonts w:ascii="Times New Roman" w:hAnsi="Times New Roman" w:cs="Times New Roman"/>
           <w:b/>
           <w:bCs/>
           <w:sz w:val="28"/>
@@ -356,6 +400,7 @@
     <w:p>
       <w:pPr>
         <w:rPr>
+          <w:rFonts w:ascii="Times New Roman" w:hAnsi="Times New Roman" w:cs="Times New Roman"/>
           <w:b/>
           <w:bCs/>
           <w:sz w:val="28"/>
@@ -364,6 +409,7 @@
       </w:pPr>
       <w:r>
         <w:rPr>
+          <w:rFonts w:ascii="Times New Roman" w:hAnsi="Times New Roman" w:cs="Times New Roman"/>
           <w:b/>
           <w:bCs/>
           <w:sz w:val="28"/>
@@ -373,6 +419,7 @@
       </w:r>
       <w:r>
         <w:rPr>
+          <w:rFonts w:ascii="Times New Roman" w:hAnsi="Times New Roman" w:cs="Times New Roman"/>
           <w:sz w:val="28"/>
           <w:szCs w:val="28"/>
         </w:rPr>
@@ -380,6 +427,7 @@
       </w:r>
       <w:r>
         <w:rPr>
+          <w:rFonts w:ascii="Times New Roman" w:hAnsi="Times New Roman" w:cs="Times New Roman"/>
           <w:sz w:val="28"/>
           <w:szCs w:val="28"/>
         </w:rPr>
@@ -387,6 +435,7 @@
       </w:r>
       <w:r>
         <w:rPr>
+          <w:rFonts w:ascii="Times New Roman" w:hAnsi="Times New Roman" w:cs="Times New Roman"/>
           <w:sz w:val="28"/>
           <w:szCs w:val="28"/>
         </w:rPr>
@@ -394,6 +443,7 @@
       </w:r>
       <w:r>
         <w:rPr>
+          <w:rFonts w:ascii="Times New Roman" w:hAnsi="Times New Roman" w:cs="Times New Roman"/>
           <w:sz w:val="28"/>
           <w:szCs w:val="28"/>
         </w:rPr>
@@ -401,6 +451,7 @@
       </w:r>
       <w:r>
         <w:rPr>
+          <w:rFonts w:ascii="Times New Roman" w:hAnsi="Times New Roman" w:cs="Times New Roman"/>
           <w:sz w:val="28"/>
           <w:szCs w:val="28"/>
         </w:rPr>
@@ -408,6 +459,7 @@
       </w:r>
       <w:r>
         <w:rPr>
+          <w:rFonts w:ascii="Times New Roman" w:hAnsi="Times New Roman" w:cs="Times New Roman"/>
           <w:sz w:val="28"/>
           <w:szCs w:val="28"/>
         </w:rPr>
@@ -415,6 +467,7 @@
       </w:r>
       <w:r>
         <w:rPr>
+          <w:rFonts w:ascii="Times New Roman" w:hAnsi="Times New Roman" w:cs="Times New Roman"/>
           <w:sz w:val="28"/>
           <w:szCs w:val="28"/>
         </w:rPr>
@@ -422,6 +475,7 @@
       </w:r>
       <w:r>
         <w:rPr>
+          <w:rFonts w:ascii="Times New Roman" w:hAnsi="Times New Roman" w:cs="Times New Roman"/>
           <w:sz w:val="28"/>
           <w:szCs w:val="28"/>
         </w:rPr>
@@ -429,11 +483,13 @@
       </w:r>
       <w:r>
         <w:rPr>
+          <w:rFonts w:ascii="Times New Roman" w:hAnsi="Times New Roman" w:cs="Times New Roman"/>
           <w:sz w:val="28"/>
           <w:szCs w:val="28"/>
         </w:rPr>
         <w:t>Conference Tournament</w:t>
       </w:r>
+      <w:bookmarkEnd w:id="0"/>
     </w:p>
     <w:sectPr>
       <w:pgSz w:w="12240" w:h="15840"/>
@@ -446,7 +502,7 @@
 </file>
 
 <file path=word/styles.xml><?xml version="1.0" encoding="utf-8"?>
-<w:styles xmlns:mc="http://schemas.openxmlformats.org/markup-compatibility/2006" xmlns:r="http://schemas.openxmlformats.org/officeDocument/2006/relationships" xmlns:w="http://schemas.openxmlformats.org/wordprocessingml/2006/main" xmlns:w14="http://schemas.microsoft.com/office/word/2010/wordml" xmlns:w15="http://schemas.microsoft.com/office/word/2012/wordml" xmlns:w16cex="http://schemas.microsoft.com/office/word/2018/wordml/cex" xmlns:w16cid="http://schemas.microsoft.com/office/word/2016/wordml/cid" xmlns:w16="http://schemas.microsoft.com/office/word/2018/wordml" xmlns:w16du="http://schemas.microsoft.com/office/word/2023/wordml/word16du" xmlns:w16sdtdh="http://schemas.microsoft.com/office/word/2020/wordml/sdtdatahash" xmlns:w16sdtfl="http://schemas.microsoft.com/office/word/2024/wordml/sdtformatlock" xmlns:w16se="http://schemas.microsoft.com/office/word/2015/wordml/symex" mc:Ignorable="w14 w15 w16se w16cid w16 w16cex w16sdtdh w16sdtfl w16du">
+<w:styles xmlns:mc="http://schemas.openxmlformats.org/markup-compatibility/2006" xmlns:r="http://schemas.openxmlformats.org/officeDocument/2006/relationships" xmlns:w="http://schemas.openxmlformats.org/wordprocessingml/2006/main" xmlns:w14="http://schemas.microsoft.com/office/word/2010/wordml" xmlns:w15="http://schemas.microsoft.com/office/word/2012/wordml" mc:Ignorable="w14 w15">
   <w:docDefaults>
     <w:rPrDefault>
       <w:rPr>
@@ -464,7 +520,7 @@
       </w:pPr>
     </w:pPrDefault>
   </w:docDefaults>
-  <w:latentStyles w:defLockedState="0" w:defUIPriority="99" w:defSemiHidden="0" w:defUnhideWhenUsed="0" w:defQFormat="0" w:count="376">
+  <w:latentStyles w:defLockedState="0" w:defUIPriority="99" w:defSemiHidden="0" w:defUnhideWhenUsed="0" w:defQFormat="0" w:count="371">
     <w:lsdException w:name="Normal" w:uiPriority="0" w:qFormat="1"/>
     <w:lsdException w:name="heading 1" w:uiPriority="9" w:qFormat="1"/>
     <w:lsdException w:name="heading 2" w:semiHidden="1" w:uiPriority="9" w:unhideWhenUsed="1" w:qFormat="1"/>
@@ -836,11 +892,6 @@
     <w:lsdException w:name="List Table 5 Dark Accent 6" w:uiPriority="50"/>
     <w:lsdException w:name="List Table 6 Colorful Accent 6" w:uiPriority="51"/>
     <w:lsdException w:name="List Table 7 Colorful Accent 6" w:uiPriority="52"/>
-    <w:lsdException w:name="Mention" w:semiHidden="1" w:unhideWhenUsed="1"/>
-    <w:lsdException w:name="Smart Hyperlink" w:semiHidden="1" w:unhideWhenUsed="1"/>
-    <w:lsdException w:name="Hashtag" w:semiHidden="1" w:unhideWhenUsed="1"/>
-    <w:lsdException w:name="Unresolved Mention" w:semiHidden="1" w:unhideWhenUsed="1"/>
-    <w:lsdException w:name="Smart Link" w:semiHidden="1" w:unhideWhenUsed="1"/>
   </w:latentStyles>
   <w:style w:type="paragraph" w:default="1" w:styleId="Normal">
     <w:name w:val="Normal"/>
